--- a/02-legal/customer-agreement-eula.docx
+++ b/02-legal/customer-agreement-eula.docx
@@ -747,7 +747,7 @@
                 <w:sz w:val="20"/>
                 <w:szCs w:val="20"/>
               </w:rPr>
-              <w:t xml:space="preserve">The Platform operated by Adel Yahya A. Madkhali (i@flygaca.com).</w:t>
+              <w:t xml:space="preserve">The Platform operated by BDA Company International (شركة بدع الدولية), CR 7030976893 (i@flygaca.com).</w:t>
             </w:r>
           </w:p>
         </w:tc>
